--- a/2026 الى 2027/التكليف 2027/الفصل الأول/تكليف لجنة الموهوبات   2027.docx
+++ b/2026 الى 2027/التكليف 2027/الفصل الأول/تكليف لجنة الموهوبات   2027.docx
@@ -202,7 +202,7 @@
           <w:u w:val="single"/>
           <w:rtl/>
         </w:rPr>
-        <w:t>5</w:t>
+        <w:t>6</w:t>
       </w:r>
       <w:r>
         <w:rPr>
@@ -254,7 +254,7 @@
           <w:u w:val="single"/>
           <w:rtl/>
         </w:rPr>
-        <w:t>6</w:t>
+        <w:t>7</w:t>
       </w:r>
       <w:r>
         <w:rPr>
@@ -602,7 +602,7 @@
                 <w:szCs w:val="28"/>
                 <w:rtl/>
               </w:rPr>
-              <w:t>5</w:t>
+              <w:t>6</w:t>
             </w:r>
           </w:p>
         </w:tc>
